--- a/docx/06-decirlo-sin-liarla/06-decirlo-sin-liarla.docx
+++ b/docx/06-decirlo-sin-liarla/06-decirlo-sin-liarla.docx
@@ -28,7 +28,7 @@
         </w:p>
       </w:sdtContent>
     </w:sdt>
-    <w:bookmarkStart w:id="17" w:name="decirlo-sin-liarla"/>
+    <w:bookmarkStart w:id="18" w:name="decirlo-sin-liarla"/>
     <w:p>
       <w:pPr>
         <w:pStyle w:val="Heading1"/>
@@ -83,6 +83,41 @@
       </w:r>
       <w:r>
         <w:t xml:space="preserve">→ Conflicto: modo sabio</w:t>
+      </w:r>
+    </w:p>
+    <w:p>
+      <w:pPr>
+        <w:pStyle w:val="BlockText"/>
+      </w:pPr>
+      <w:r>
+        <w:t xml:space="preserve">🖨️</w:t>
+      </w:r>
+      <w:r>
+        <w:t xml:space="preserve"> </w:t>
+      </w:r>
+      <w:r>
+        <w:rPr>
+          <w:b/>
+          <w:bCs/>
+        </w:rPr>
+        <w:t xml:space="preserve">¿En papel?</w:t>
+      </w:r>
+      <w:r>
+        <w:t xml:space="preserve"> </w:t>
+      </w:r>
+      <w:hyperlink r:id="rId9">
+        <w:r>
+          <w:rPr>
+            <w:rStyle w:val="Hyperlink"/>
+          </w:rPr>
+          <w:t xml:space="preserve">Imprimir unidad completa</w:t>
+        </w:r>
+      </w:hyperlink>
+      <w:r>
+        <w:t xml:space="preserve"> </w:t>
+      </w:r>
+      <w:r>
+        <w:t xml:space="preserve">— índice + todas las fichas, con salto de página.</w:t>
       </w:r>
     </w:p>
     <w:p>
@@ -144,7 +179,7 @@
         </w:pict>
       </w:r>
     </w:p>
-    <w:bookmarkStart w:id="9" w:name="objetivo-de-la-unidad"/>
+    <w:bookmarkStart w:id="10" w:name="objetivo-de-la-unidad"/>
     <w:p>
       <w:pPr>
         <w:pStyle w:val="Heading2"/>
@@ -225,8 +260,8 @@
         </w:pict>
       </w:r>
     </w:p>
-    <w:bookmarkEnd w:id="9"/>
-    <w:bookmarkStart w:id="13" w:name="mapa-de-la-unidad"/>
+    <w:bookmarkEnd w:id="10"/>
+    <w:bookmarkStart w:id="14" w:name="mapa-de-la-unidad"/>
     <w:p>
       <w:pPr>
         <w:pStyle w:val="Heading2"/>
@@ -292,7 +327,7 @@
             <w:pPr>
               <w:pStyle w:val="Compact"/>
             </w:pPr>
-            <w:hyperlink r:id="rId10">
+            <w:hyperlink r:id="rId11">
               <w:r>
                 <w:rPr>
                   <w:rStyle w:val="Hyperlink"/>
@@ -332,7 +367,7 @@
             <w:pPr>
               <w:pStyle w:val="Compact"/>
             </w:pPr>
-            <w:hyperlink r:id="rId11">
+            <w:hyperlink r:id="rId12">
               <w:r>
                 <w:rPr>
                   <w:rStyle w:val="Hyperlink"/>
@@ -372,7 +407,7 @@
             <w:pPr>
               <w:pStyle w:val="Compact"/>
             </w:pPr>
-            <w:hyperlink r:id="rId12">
+            <w:hyperlink r:id="rId13">
               <w:r>
                 <w:rPr>
                   <w:rStyle w:val="Hyperlink"/>
@@ -413,8 +448,8 @@
         </w:pict>
       </w:r>
     </w:p>
-    <w:bookmarkEnd w:id="13"/>
-    <w:bookmarkStart w:id="14" w:name="actividades-y-juegos-de-la-unidad"/>
+    <w:bookmarkEnd w:id="14"/>
+    <w:bookmarkStart w:id="15" w:name="actividades-y-juegos-de-la-unidad"/>
     <w:p>
       <w:pPr>
         <w:pStyle w:val="Heading2"/>
@@ -456,8 +491,8 @@
         </w:pict>
       </w:r>
     </w:p>
-    <w:bookmarkEnd w:id="14"/>
-    <w:bookmarkStart w:id="16" w:name="por-dónde-empiezo"/>
+    <w:bookmarkEnd w:id="15"/>
+    <w:bookmarkStart w:id="17" w:name="por-dónde-empiezo"/>
     <w:p>
       <w:pPr>
         <w:pStyle w:val="Heading2"/>
@@ -492,7 +527,7 @@
       <w:r>
         <w:t xml:space="preserve"> </w:t>
       </w:r>
-      <w:hyperlink r:id="rId10">
+      <w:hyperlink r:id="rId11">
         <w:r>
           <w:rPr>
             <w:rStyle w:val="Hyperlink"/>
@@ -518,7 +553,7 @@
       <w:r>
         <w:t xml:space="preserve"> </w:t>
       </w:r>
-      <w:hyperlink r:id="rId11">
+      <w:hyperlink r:id="rId12">
         <w:r>
           <w:rPr>
             <w:rStyle w:val="Hyperlink"/>
@@ -544,7 +579,7 @@
       <w:r>
         <w:t xml:space="preserve"> </w:t>
       </w:r>
-      <w:hyperlink r:id="rId10">
+      <w:hyperlink r:id="rId11">
         <w:r>
           <w:rPr>
             <w:rStyle w:val="Hyperlink"/>
@@ -571,7 +606,7 @@
         </w:rPr>
         <w:t xml:space="preserve"> </w:t>
       </w:r>
-      <w:hyperlink r:id="rId15">
+      <w:hyperlink r:id="rId16">
         <w:r>
           <w:rPr>
             <w:rStyle w:val="Hyperlink"/>
@@ -589,9 +624,9 @@
         <w:t xml:space="preserve">.</w:t>
       </w:r>
     </w:p>
-    <w:bookmarkEnd w:id="16"/>
     <w:bookmarkEnd w:id="17"/>
-    <w:bookmarkStart w:id="29" w:name="callas-dices-o-hieres"/>
+    <w:bookmarkEnd w:id="18"/>
+    <w:bookmarkStart w:id="30" w:name="callas-dices-o-hieres"/>
     <w:p>
       <w:pPr>
         <w:pStyle w:val="Heading1"/>
@@ -655,7 +690,7 @@
         </w:pict>
       </w:r>
     </w:p>
-    <w:bookmarkStart w:id="18" w:name="en-corto"/>
+    <w:bookmarkStart w:id="19" w:name="en-corto"/>
     <w:p>
       <w:pPr>
         <w:pStyle w:val="Heading2"/>
@@ -692,8 +727,8 @@
         </w:pict>
       </w:r>
     </w:p>
-    <w:bookmarkEnd w:id="18"/>
-    <w:bookmarkStart w:id="19" w:name="la-conversación-difícil-de-siempre"/>
+    <w:bookmarkEnd w:id="19"/>
+    <w:bookmarkStart w:id="20" w:name="la-conversación-difícil-de-siempre"/>
     <w:p>
       <w:pPr>
         <w:pStyle w:val="Heading2"/>
@@ -859,8 +894,8 @@
         </w:pict>
       </w:r>
     </w:p>
-    <w:bookmarkEnd w:id="19"/>
-    <w:bookmarkStart w:id="21" w:name="los-3-estilos-callas-dices-o-hieres"/>
+    <w:bookmarkEnd w:id="20"/>
+    <w:bookmarkStart w:id="22" w:name="los-3-estilos-callas-dices-o-hieres"/>
     <w:p>
       <w:pPr>
         <w:pStyle w:val="Heading2"/>
@@ -1169,7 +1204,7 @@
         </w:tc>
       </w:tr>
     </w:tbl>
-    <w:bookmarkStart w:id="20" w:name="el-ganar-ganar-no-es-quedar-bien"/>
+    <w:bookmarkStart w:id="21" w:name="el-ganar-ganar-no-es-quedar-bien"/>
     <w:p>
       <w:pPr>
         <w:pStyle w:val="Heading3"/>
@@ -1365,9 +1400,9 @@
         </w:pict>
       </w:r>
     </w:p>
-    <w:bookmarkEnd w:id="20"/>
     <w:bookmarkEnd w:id="21"/>
-    <w:bookmarkStart w:id="22" w:name="qué-estilo-usas-normalmente"/>
+    <w:bookmarkEnd w:id="22"/>
+    <w:bookmarkStart w:id="23" w:name="qué-estilo-usas-normalmente"/>
     <w:p>
       <w:pPr>
         <w:pStyle w:val="Heading2"/>
@@ -1509,8 +1544,8 @@
         <w:t xml:space="preserve">🏫 Grupo:</w:t>
       </w:r>
     </w:p>
-    <w:bookmarkEnd w:id="22"/>
-    <w:bookmarkStart w:id="23" w:name="a-por-ellos"/>
+    <w:bookmarkEnd w:id="23"/>
+    <w:bookmarkStart w:id="24" w:name="a-por-ellos"/>
     <w:p>
       <w:pPr>
         <w:pStyle w:val="Heading2"/>
@@ -2003,8 +2038,8 @@
         </w:pict>
       </w:r>
     </w:p>
-    <w:bookmarkEnd w:id="23"/>
-    <w:bookmarkStart w:id="24" w:name="mini-dinámica-el-semáforo-asertivo-5-min"/>
+    <w:bookmarkEnd w:id="24"/>
+    <w:bookmarkStart w:id="25" w:name="mini-dinámica-el-semáforo-asertivo-5-min"/>
     <w:p>
       <w:pPr>
         <w:pStyle w:val="Heading2"/>
@@ -2065,8 +2100,8 @@
         </w:pict>
       </w:r>
     </w:p>
-    <w:bookmarkEnd w:id="24"/>
-    <w:bookmarkStart w:id="25" w:name="soluciones-y-pistas"/>
+    <w:bookmarkEnd w:id="25"/>
+    <w:bookmarkStart w:id="26" w:name="soluciones-y-pistas"/>
     <w:p>
       <w:pPr>
         <w:pStyle w:val="Heading2"/>
@@ -2218,8 +2253,8 @@
         </w:pict>
       </w:r>
     </w:p>
-    <w:bookmarkEnd w:id="25"/>
-    <w:bookmarkStart w:id="26" w:name="resumen-en-3-frases"/>
+    <w:bookmarkEnd w:id="26"/>
+    <w:bookmarkStart w:id="27" w:name="resumen-en-3-frases"/>
     <w:p>
       <w:pPr>
         <w:pStyle w:val="Heading2"/>
@@ -2280,8 +2315,8 @@
         </w:pict>
       </w:r>
     </w:p>
-    <w:bookmarkEnd w:id="26"/>
-    <w:bookmarkStart w:id="28" w:name="vocabulario-rápido"/>
+    <w:bookmarkEnd w:id="27"/>
+    <w:bookmarkStart w:id="29" w:name="vocabulario-rápido"/>
     <w:p>
       <w:pPr>
         <w:pStyle w:val="Heading2"/>
@@ -2395,7 +2430,7 @@
       <w:r>
         <w:t xml:space="preserve"> </w:t>
       </w:r>
-      <w:hyperlink r:id="rId27">
+      <w:hyperlink r:id="rId28">
         <w:r>
           <w:rPr>
             <w:rStyle w:val="Hyperlink"/>
@@ -2422,7 +2457,7 @@
       <w:r>
         <w:t xml:space="preserve"> </w:t>
       </w:r>
-      <w:hyperlink r:id="rId27">
+      <w:hyperlink r:id="rId28">
         <w:r>
           <w:rPr>
             <w:rStyle w:val="Hyperlink"/>
@@ -2449,7 +2484,7 @@
       <w:r>
         <w:t xml:space="preserve"> </w:t>
       </w:r>
-      <w:hyperlink r:id="rId11">
+      <w:hyperlink r:id="rId12">
         <w:r>
           <w:rPr>
             <w:rStyle w:val="Hyperlink"/>
@@ -2458,9 +2493,9 @@
         </w:r>
       </w:hyperlink>
     </w:p>
-    <w:bookmarkEnd w:id="28"/>
     <w:bookmarkEnd w:id="29"/>
-    <w:bookmarkStart w:id="43" w:name="mensaje-yo-y-escucha"/>
+    <w:bookmarkEnd w:id="30"/>
+    <w:bookmarkStart w:id="44" w:name="mensaje-yo-y-escucha"/>
     <w:p>
       <w:pPr>
         <w:pStyle w:val="Heading1"/>
@@ -2524,7 +2559,7 @@
         </w:pict>
       </w:r>
     </w:p>
-    <w:bookmarkStart w:id="30" w:name="en-corto-1"/>
+    <w:bookmarkStart w:id="31" w:name="en-corto-1"/>
     <w:p>
       <w:pPr>
         <w:pStyle w:val="Heading2"/>
@@ -2587,8 +2622,8 @@
         </w:pict>
       </w:r>
     </w:p>
-    <w:bookmarkEnd w:id="30"/>
-    <w:bookmarkStart w:id="31" w:name="Xba98fccc1e6b9cabdab69e54655936983dbb57c"/>
+    <w:bookmarkEnd w:id="31"/>
+    <w:bookmarkStart w:id="32" w:name="Xba98fccc1e6b9cabdab69e54655936983dbb57c"/>
     <w:p>
       <w:pPr>
         <w:pStyle w:val="Heading2"/>
@@ -2717,8 +2752,8 @@
         </w:pict>
       </w:r>
     </w:p>
-    <w:bookmarkEnd w:id="31"/>
-    <w:bookmarkStart w:id="32" w:name="el-mensaje-yo-completo"/>
+    <w:bookmarkEnd w:id="32"/>
+    <w:bookmarkStart w:id="33" w:name="el-mensaje-yo-completo"/>
     <w:p>
       <w:pPr>
         <w:pStyle w:val="Heading2"/>
@@ -3140,8 +3175,8 @@
         </w:pict>
       </w:r>
     </w:p>
-    <w:bookmarkEnd w:id="32"/>
-    <w:bookmarkStart w:id="33" w:name="la-otra-mitad-escuchar-de-verdad"/>
+    <w:bookmarkEnd w:id="33"/>
+    <w:bookmarkStart w:id="34" w:name="la-otra-mitad-escuchar-de-verdad"/>
     <w:p>
       <w:pPr>
         <w:pStyle w:val="Heading2"/>
@@ -3411,8 +3446,8 @@
         </w:pict>
       </w:r>
     </w:p>
-    <w:bookmarkEnd w:id="33"/>
-    <w:bookmarkStart w:id="36" w:name="pedir-y-negarse-los-dos-trabajos-sucios"/>
+    <w:bookmarkEnd w:id="34"/>
+    <w:bookmarkStart w:id="37" w:name="pedir-y-negarse-los-dos-trabajos-sucios"/>
     <w:p>
       <w:pPr>
         <w:pStyle w:val="Heading2"/>
@@ -3442,7 +3477,7 @@
         <w:t xml:space="preserve">: pedir y negarse. Los dos sin perder amistad.</w:t>
       </w:r>
     </w:p>
-    <w:bookmarkStart w:id="34" w:name="pedir-sin-quedar-debiendo"/>
+    <w:bookmarkStart w:id="35" w:name="pedir-sin-quedar-debiendo"/>
     <w:p>
       <w:pPr>
         <w:pStyle w:val="Heading3"/>
@@ -3548,8 +3583,8 @@
         <w:t xml:space="preserve">— disculpas antes de pedir: pasivo, y el otro ya está cansado de escucharte.</w:t>
       </w:r>
     </w:p>
-    <w:bookmarkEnd w:id="34"/>
-    <w:bookmarkStart w:id="35" w:name="negarse-sin-perder-amistad"/>
+    <w:bookmarkEnd w:id="35"/>
+    <w:bookmarkStart w:id="36" w:name="negarse-sin-perder-amistad"/>
     <w:p>
       <w:pPr>
         <w:pStyle w:val="Heading3"/>
@@ -3891,9 +3926,9 @@
         </w:pict>
       </w:r>
     </w:p>
-    <w:bookmarkEnd w:id="35"/>
     <w:bookmarkEnd w:id="36"/>
-    <w:bookmarkStart w:id="37" w:name="tu-mensaje-yo-de-bolsillo"/>
+    <w:bookmarkEnd w:id="37"/>
+    <w:bookmarkStart w:id="38" w:name="tu-mensaje-yo-de-bolsillo"/>
     <w:p>
       <w:pPr>
         <w:pStyle w:val="Heading2"/>
@@ -3975,8 +4010,8 @@
         <w:t xml:space="preserve">🏫 Grupo:</w:t>
       </w:r>
     </w:p>
-    <w:bookmarkEnd w:id="37"/>
-    <w:bookmarkStart w:id="38" w:name="a-por-ellos-1"/>
+    <w:bookmarkEnd w:id="38"/>
+    <w:bookmarkStart w:id="39" w:name="a-por-ellos-1"/>
     <w:p>
       <w:pPr>
         <w:pStyle w:val="Heading2"/>
@@ -4480,8 +4515,8 @@
         </w:pict>
       </w:r>
     </w:p>
-    <w:bookmarkEnd w:id="38"/>
-    <w:bookmarkStart w:id="39" w:name="mini-dinámica-la-escucha-al-revés-5-min"/>
+    <w:bookmarkEnd w:id="39"/>
+    <w:bookmarkStart w:id="40" w:name="mini-dinámica-la-escucha-al-revés-5-min"/>
     <w:p>
       <w:pPr>
         <w:pStyle w:val="Heading2"/>
@@ -4573,8 +4608,8 @@
         </w:pict>
       </w:r>
     </w:p>
-    <w:bookmarkEnd w:id="39"/>
-    <w:bookmarkStart w:id="40" w:name="soluciones-y-pistas-1"/>
+    <w:bookmarkEnd w:id="40"/>
+    <w:bookmarkStart w:id="41" w:name="soluciones-y-pistas-1"/>
     <w:p>
       <w:pPr>
         <w:pStyle w:val="Heading2"/>
@@ -4730,8 +4765,8 @@
         </w:pict>
       </w:r>
     </w:p>
-    <w:bookmarkEnd w:id="40"/>
-    <w:bookmarkStart w:id="41" w:name="resumen-en-3-frases-1"/>
+    <w:bookmarkEnd w:id="41"/>
+    <w:bookmarkStart w:id="42" w:name="resumen-en-3-frases-1"/>
     <w:p>
       <w:pPr>
         <w:pStyle w:val="Heading2"/>
@@ -4795,8 +4830,8 @@
         </w:pict>
       </w:r>
     </w:p>
-    <w:bookmarkEnd w:id="41"/>
-    <w:bookmarkStart w:id="42" w:name="vocabulario-rápido-1"/>
+    <w:bookmarkEnd w:id="42"/>
+    <w:bookmarkStart w:id="43" w:name="vocabulario-rápido-1"/>
     <w:p>
       <w:pPr>
         <w:pStyle w:val="Heading2"/>
@@ -4916,7 +4951,7 @@
       <w:r>
         <w:t xml:space="preserve"> </w:t>
       </w:r>
-      <w:hyperlink r:id="rId27">
+      <w:hyperlink r:id="rId28">
         <w:r>
           <w:rPr>
             <w:rStyle w:val="Hyperlink"/>
@@ -4943,7 +4978,7 @@
       <w:r>
         <w:t xml:space="preserve"> </w:t>
       </w:r>
-      <w:hyperlink r:id="rId10">
+      <w:hyperlink r:id="rId11">
         <w:r>
           <w:rPr>
             <w:rStyle w:val="Hyperlink"/>
@@ -4970,7 +5005,7 @@
       <w:r>
         <w:t xml:space="preserve"> </w:t>
       </w:r>
-      <w:hyperlink r:id="rId12">
+      <w:hyperlink r:id="rId13">
         <w:r>
           <w:rPr>
             <w:rStyle w:val="Hyperlink"/>
@@ -4979,9 +5014,9 @@
         </w:r>
       </w:hyperlink>
     </w:p>
-    <w:bookmarkEnd w:id="42"/>
     <w:bookmarkEnd w:id="43"/>
-    <w:bookmarkStart w:id="55" w:name="juegos-y-retos"/>
+    <w:bookmarkEnd w:id="44"/>
+    <w:bookmarkStart w:id="56" w:name="juegos-y-retos"/>
     <w:p>
       <w:pPr>
         <w:pStyle w:val="Heading1"/>
@@ -5045,7 +5080,7 @@
         </w:pict>
       </w:r>
     </w:p>
-    <w:bookmarkStart w:id="44" w:name="en-corto-2"/>
+    <w:bookmarkStart w:id="45" w:name="en-corto-2"/>
     <w:p>
       <w:pPr>
         <w:pStyle w:val="Heading2"/>
@@ -5069,8 +5104,8 @@
         </w:pict>
       </w:r>
     </w:p>
-    <w:bookmarkEnd w:id="44"/>
-    <w:bookmarkStart w:id="45" w:name="el-fail-de-dani-escuchar-para-responder"/>
+    <w:bookmarkEnd w:id="45"/>
+    <w:bookmarkStart w:id="46" w:name="el-fail-de-dani-escuchar-para-responder"/>
     <w:p>
       <w:pPr>
         <w:pStyle w:val="Heading2"/>
@@ -5276,8 +5311,8 @@
         </w:pict>
       </w:r>
     </w:p>
-    <w:bookmarkEnd w:id="45"/>
-    <w:bookmarkStart w:id="46" w:name="X7d63008fe5c8fe1351257e3fc0cc69ee8ccb825"/>
+    <w:bookmarkEnd w:id="46"/>
+    <w:bookmarkStart w:id="47" w:name="X7d63008fe5c8fe1351257e3fc0cc69ee8ccb825"/>
     <w:p>
       <w:pPr>
         <w:pStyle w:val="Heading2"/>
@@ -5546,8 +5581,8 @@
         </w:pict>
       </w:r>
     </w:p>
-    <w:bookmarkEnd w:id="46"/>
-    <w:bookmarkStart w:id="47" w:name="reto-mental"/>
+    <w:bookmarkEnd w:id="47"/>
+    <w:bookmarkStart w:id="48" w:name="reto-mental"/>
     <w:p>
       <w:pPr>
         <w:pStyle w:val="Heading2"/>
@@ -5850,8 +5885,8 @@
         </w:pict>
       </w:r>
     </w:p>
-    <w:bookmarkEnd w:id="47"/>
-    <w:bookmarkStart w:id="48" w:name="X360640ca82a731d5604ee88accccda9f2c49114"/>
+    <w:bookmarkEnd w:id="48"/>
+    <w:bookmarkStart w:id="49" w:name="X360640ca82a731d5604ee88accccda9f2c49114"/>
     <w:p>
       <w:pPr>
         <w:pStyle w:val="Heading2"/>
@@ -6302,8 +6337,8 @@
         <w:t xml:space="preserve">🏫 Grupo:</w:t>
       </w:r>
     </w:p>
-    <w:bookmarkEnd w:id="48"/>
-    <w:bookmarkStart w:id="49" w:name="a-por-ellos-2"/>
+    <w:bookmarkEnd w:id="49"/>
+    <w:bookmarkStart w:id="50" w:name="a-por-ellos-2"/>
     <w:p>
       <w:pPr>
         <w:pStyle w:val="Heading2"/>
@@ -6864,8 +6899,8 @@
         </w:pict>
       </w:r>
     </w:p>
-    <w:bookmarkEnd w:id="49"/>
-    <w:bookmarkStart w:id="50" w:name="Xd429203f789d34f33c02d25d018b91dad9dbd6f"/>
+    <w:bookmarkEnd w:id="50"/>
+    <w:bookmarkStart w:id="51" w:name="Xd429203f789d34f33c02d25d018b91dad9dbd6f"/>
     <w:p>
       <w:pPr>
         <w:pStyle w:val="Heading2"/>
@@ -6944,8 +6979,8 @@
         </w:pict>
       </w:r>
     </w:p>
-    <w:bookmarkEnd w:id="50"/>
-    <w:bookmarkStart w:id="51" w:name="soluciones-y-pistas-2"/>
+    <w:bookmarkEnd w:id="51"/>
+    <w:bookmarkStart w:id="52" w:name="soluciones-y-pistas-2"/>
     <w:p>
       <w:pPr>
         <w:pStyle w:val="Heading2"/>
@@ -7103,8 +7138,8 @@
         </w:pict>
       </w:r>
     </w:p>
-    <w:bookmarkEnd w:id="51"/>
-    <w:bookmarkStart w:id="52" w:name="logros-de-la-unidad"/>
+    <w:bookmarkEnd w:id="52"/>
+    <w:bookmarkStart w:id="53" w:name="logros-de-la-unidad"/>
     <w:p>
       <w:pPr>
         <w:pStyle w:val="Heading2"/>
@@ -7295,8 +7330,8 @@
         </w:pict>
       </w:r>
     </w:p>
-    <w:bookmarkEnd w:id="52"/>
-    <w:bookmarkStart w:id="53" w:name="dudas-de-10-segundos"/>
+    <w:bookmarkEnd w:id="53"/>
+    <w:bookmarkStart w:id="54" w:name="dudas-de-10-segundos"/>
     <w:p>
       <w:pPr>
         <w:pStyle w:val="Heading2"/>
@@ -7439,8 +7474,8 @@
         </w:pict>
       </w:r>
     </w:p>
-    <w:bookmarkEnd w:id="53"/>
-    <w:bookmarkStart w:id="54" w:name="poscréditos"/>
+    <w:bookmarkEnd w:id="54"/>
+    <w:bookmarkStart w:id="55" w:name="poscréditos"/>
     <w:p>
       <w:pPr>
         <w:pStyle w:val="Heading2"/>
@@ -7596,7 +7631,7 @@
       <w:r>
         <w:t xml:space="preserve"> </w:t>
       </w:r>
-      <w:hyperlink r:id="rId27">
+      <w:hyperlink r:id="rId28">
         <w:r>
           <w:rPr>
             <w:rStyle w:val="Hyperlink"/>
@@ -7623,7 +7658,7 @@
       <w:r>
         <w:t xml:space="preserve"> </w:t>
       </w:r>
-      <w:hyperlink r:id="rId11">
+      <w:hyperlink r:id="rId12">
         <w:r>
           <w:rPr>
             <w:rStyle w:val="Hyperlink"/>
@@ -7650,7 +7685,7 @@
       <w:r>
         <w:t xml:space="preserve"> </w:t>
       </w:r>
-      <w:hyperlink r:id="rId15">
+      <w:hyperlink r:id="rId16">
         <w:r>
           <w:rPr>
             <w:rStyle w:val="Hyperlink"/>
@@ -7659,8 +7694,8 @@
         </w:r>
       </w:hyperlink>
     </w:p>
-    <w:bookmarkEnd w:id="54"/>
     <w:bookmarkEnd w:id="55"/>
+    <w:bookmarkEnd w:id="56"/>
     <w:sectPr>
       <w:footnotePr>
         <w:numRestart w:val="eachSect"/>

--- a/docx/06-decirlo-sin-liarla/06-decirlo-sin-liarla.docx
+++ b/docx/06-decirlo-sin-liarla/06-decirlo-sin-liarla.docx
@@ -626,7 +626,7 @@
     </w:p>
     <w:bookmarkEnd w:id="17"/>
     <w:bookmarkEnd w:id="18"/>
-    <w:bookmarkStart w:id="30" w:name="callas-dices-o-hieres"/>
+    <w:bookmarkStart w:id="33" w:name="callas-dices-o-hieres"/>
     <w:p>
       <w:pPr>
         <w:pStyle w:val="Heading1"/>
@@ -895,7 +895,7 @@
       </w:r>
     </w:p>
     <w:bookmarkEnd w:id="20"/>
-    <w:bookmarkStart w:id="22" w:name="los-3-estilos-callas-dices-o-hieres"/>
+    <w:bookmarkStart w:id="25" w:name="los-3-estilos-callas-dices-o-hieres"/>
     <w:p>
       <w:pPr>
         <w:pStyle w:val="Heading2"/>
@@ -906,12 +906,54 @@
     </w:p>
     <w:p>
       <w:pPr>
-        <w:pStyle w:val="FirstParagraph"/>
-      </w:pPr>
-    </w:p>
-    <w:p>
-      <w:pPr>
-        <w:pStyle w:val="BodyText"/>
+        <w:pStyle w:val="CaptionedFigure"/>
+      </w:pPr>
+      <w:r>
+        <w:drawing>
+          <wp:inline>
+            <wp:extent cx="5334000" cy="2667000"/>
+            <wp:effectExtent b="0" l="0" r="0" t="0"/>
+            <wp:docPr descr="🔺 Los 3 estilos — solo uno es ganar-ganar" title="" id="22" name="Picture"/>
+            <a:graphic>
+              <a:graphicData uri="http://schemas.openxmlformats.org/drawingml/2006/picture">
+                <pic:pic>
+                  <pic:nvPicPr>
+                    <pic:cNvPr descr="public/img/06-decirlo-sin-liarla/01-tres-estilos.png" id="23" name="Picture"/>
+                    <pic:cNvPicPr>
+                      <a:picLocks noChangeArrowheads="1" noChangeAspect="1"/>
+                    </pic:cNvPicPr>
+                  </pic:nvPicPr>
+                  <pic:blipFill>
+                    <a:blip r:embed="rId21"/>
+                    <a:stretch>
+                      <a:fillRect/>
+                    </a:stretch>
+                  </pic:blipFill>
+                  <pic:spPr bwMode="auto">
+                    <a:xfrm>
+                      <a:off x="0" y="0"/>
+                      <a:ext cx="5334000" cy="2667000"/>
+                    </a:xfrm>
+                    <a:prstGeom prst="rect">
+                      <a:avLst/>
+                    </a:prstGeom>
+                    <a:noFill/>
+                    <a:ln w="9525">
+                      <a:noFill/>
+                      <a:headEnd/>
+                      <a:tailEnd/>
+                    </a:ln>
+                  </pic:spPr>
+                </pic:pic>
+              </a:graphicData>
+            </a:graphic>
+          </wp:inline>
+        </w:drawing>
+      </w:r>
+    </w:p>
+    <w:p>
+      <w:pPr>
+        <w:pStyle w:val="ImageCaption"/>
       </w:pPr>
       <w:r>
         <w:t xml:space="preserve">🔺 Los 3 estilos — solo uno es ganar-ganar</w:t>
@@ -1204,7 +1246,7 @@
         </w:tc>
       </w:tr>
     </w:tbl>
-    <w:bookmarkStart w:id="21" w:name="el-ganar-ganar-no-es-quedar-bien"/>
+    <w:bookmarkStart w:id="24" w:name="el-ganar-ganar-no-es-quedar-bien"/>
     <w:p>
       <w:pPr>
         <w:pStyle w:val="Heading3"/>
@@ -1400,9 +1442,9 @@
         </w:pict>
       </w:r>
     </w:p>
-    <w:bookmarkEnd w:id="21"/>
-    <w:bookmarkEnd w:id="22"/>
-    <w:bookmarkStart w:id="23" w:name="qué-estilo-usas-normalmente"/>
+    <w:bookmarkEnd w:id="24"/>
+    <w:bookmarkEnd w:id="25"/>
+    <w:bookmarkStart w:id="26" w:name="qué-estilo-usas-normalmente"/>
     <w:p>
       <w:pPr>
         <w:pStyle w:val="Heading2"/>
@@ -1544,8 +1586,8 @@
         <w:t xml:space="preserve">🏫 Grupo:</w:t>
       </w:r>
     </w:p>
-    <w:bookmarkEnd w:id="23"/>
-    <w:bookmarkStart w:id="24" w:name="a-por-ellos"/>
+    <w:bookmarkEnd w:id="26"/>
+    <w:bookmarkStart w:id="27" w:name="a-por-ellos"/>
     <w:p>
       <w:pPr>
         <w:pStyle w:val="Heading2"/>
@@ -2038,8 +2080,8 @@
         </w:pict>
       </w:r>
     </w:p>
-    <w:bookmarkEnd w:id="24"/>
-    <w:bookmarkStart w:id="25" w:name="mini-dinámica-el-semáforo-asertivo-5-min"/>
+    <w:bookmarkEnd w:id="27"/>
+    <w:bookmarkStart w:id="28" w:name="mini-dinámica-el-semáforo-asertivo-5-min"/>
     <w:p>
       <w:pPr>
         <w:pStyle w:val="Heading2"/>
@@ -2100,8 +2142,8 @@
         </w:pict>
       </w:r>
     </w:p>
-    <w:bookmarkEnd w:id="25"/>
-    <w:bookmarkStart w:id="26" w:name="soluciones-y-pistas"/>
+    <w:bookmarkEnd w:id="28"/>
+    <w:bookmarkStart w:id="29" w:name="soluciones-y-pistas"/>
     <w:p>
       <w:pPr>
         <w:pStyle w:val="Heading2"/>
@@ -2253,8 +2295,8 @@
         </w:pict>
       </w:r>
     </w:p>
-    <w:bookmarkEnd w:id="26"/>
-    <w:bookmarkStart w:id="27" w:name="resumen-en-3-frases"/>
+    <w:bookmarkEnd w:id="29"/>
+    <w:bookmarkStart w:id="30" w:name="resumen-en-3-frases"/>
     <w:p>
       <w:pPr>
         <w:pStyle w:val="Heading2"/>
@@ -2315,8 +2357,8 @@
         </w:pict>
       </w:r>
     </w:p>
-    <w:bookmarkEnd w:id="27"/>
-    <w:bookmarkStart w:id="29" w:name="vocabulario-rápido"/>
+    <w:bookmarkEnd w:id="30"/>
+    <w:bookmarkStart w:id="32" w:name="vocabulario-rápido"/>
     <w:p>
       <w:pPr>
         <w:pStyle w:val="Heading2"/>
@@ -2430,7 +2472,7 @@
       <w:r>
         <w:t xml:space="preserve"> </w:t>
       </w:r>
-      <w:hyperlink r:id="rId28">
+      <w:hyperlink r:id="rId31">
         <w:r>
           <w:rPr>
             <w:rStyle w:val="Hyperlink"/>
@@ -2457,7 +2499,7 @@
       <w:r>
         <w:t xml:space="preserve"> </w:t>
       </w:r>
-      <w:hyperlink r:id="rId28">
+      <w:hyperlink r:id="rId31">
         <w:r>
           <w:rPr>
             <w:rStyle w:val="Hyperlink"/>
@@ -2493,9 +2535,9 @@
         </w:r>
       </w:hyperlink>
     </w:p>
-    <w:bookmarkEnd w:id="29"/>
-    <w:bookmarkEnd w:id="30"/>
-    <w:bookmarkStart w:id="44" w:name="mensaje-yo-y-escucha"/>
+    <w:bookmarkEnd w:id="32"/>
+    <w:bookmarkEnd w:id="33"/>
+    <w:bookmarkStart w:id="50" w:name="mensaje-yo-y-escucha"/>
     <w:p>
       <w:pPr>
         <w:pStyle w:val="Heading1"/>
@@ -2559,7 +2601,7 @@
         </w:pict>
       </w:r>
     </w:p>
-    <w:bookmarkStart w:id="31" w:name="en-corto-1"/>
+    <w:bookmarkStart w:id="34" w:name="en-corto-1"/>
     <w:p>
       <w:pPr>
         <w:pStyle w:val="Heading2"/>
@@ -2622,8 +2664,8 @@
         </w:pict>
       </w:r>
     </w:p>
-    <w:bookmarkEnd w:id="31"/>
-    <w:bookmarkStart w:id="32" w:name="Xba98fccc1e6b9cabdab69e54655936983dbb57c"/>
+    <w:bookmarkEnd w:id="34"/>
+    <w:bookmarkStart w:id="35" w:name="Xba98fccc1e6b9cabdab69e54655936983dbb57c"/>
     <w:p>
       <w:pPr>
         <w:pStyle w:val="Heading2"/>
@@ -2752,8 +2794,8 @@
         </w:pict>
       </w:r>
     </w:p>
-    <w:bookmarkEnd w:id="32"/>
-    <w:bookmarkStart w:id="33" w:name="el-mensaje-yo-completo"/>
+    <w:bookmarkEnd w:id="35"/>
+    <w:bookmarkStart w:id="39" w:name="el-mensaje-yo-completo"/>
     <w:p>
       <w:pPr>
         <w:pStyle w:val="Heading2"/>
@@ -2764,12 +2806,54 @@
     </w:p>
     <w:p>
       <w:pPr>
-        <w:pStyle w:val="FirstParagraph"/>
-      </w:pPr>
-    </w:p>
-    <w:p>
-      <w:pPr>
-        <w:pStyle w:val="BodyText"/>
+        <w:pStyle w:val="CaptionedFigure"/>
+      </w:pPr>
+      <w:r>
+        <w:drawing>
+          <wp:inline>
+            <wp:extent cx="5334000" cy="2489200"/>
+            <wp:effectExtent b="0" l="0" r="0" t="0"/>
+            <wp:docPr descr="🧾 Las 5 piezas — y las trampas que lo convierten en reproche" title="" id="37" name="Picture"/>
+            <a:graphic>
+              <a:graphicData uri="http://schemas.openxmlformats.org/drawingml/2006/picture">
+                <pic:pic>
+                  <pic:nvPicPr>
+                    <pic:cNvPr descr="public/img/06-decirlo-sin-liarla/02-formula-mensaje-yo.png" id="38" name="Picture"/>
+                    <pic:cNvPicPr>
+                      <a:picLocks noChangeArrowheads="1" noChangeAspect="1"/>
+                    </pic:cNvPicPr>
+                  </pic:nvPicPr>
+                  <pic:blipFill>
+                    <a:blip r:embed="rId36"/>
+                    <a:stretch>
+                      <a:fillRect/>
+                    </a:stretch>
+                  </pic:blipFill>
+                  <pic:spPr bwMode="auto">
+                    <a:xfrm>
+                      <a:off x="0" y="0"/>
+                      <a:ext cx="5334000" cy="2489200"/>
+                    </a:xfrm>
+                    <a:prstGeom prst="rect">
+                      <a:avLst/>
+                    </a:prstGeom>
+                    <a:noFill/>
+                    <a:ln w="9525">
+                      <a:noFill/>
+                      <a:headEnd/>
+                      <a:tailEnd/>
+                    </a:ln>
+                  </pic:spPr>
+                </pic:pic>
+              </a:graphicData>
+            </a:graphic>
+          </wp:inline>
+        </w:drawing>
+      </w:r>
+    </w:p>
+    <w:p>
+      <w:pPr>
+        <w:pStyle w:val="ImageCaption"/>
       </w:pPr>
       <w:r>
         <w:t xml:space="preserve">🧾 Las 5 piezas — y las trampas que lo convierten en reproche</w:t>
@@ -3175,8 +3259,8 @@
         </w:pict>
       </w:r>
     </w:p>
-    <w:bookmarkEnd w:id="33"/>
-    <w:bookmarkStart w:id="34" w:name="la-otra-mitad-escuchar-de-verdad"/>
+    <w:bookmarkEnd w:id="39"/>
+    <w:bookmarkStart w:id="40" w:name="la-otra-mitad-escuchar-de-verdad"/>
     <w:p>
       <w:pPr>
         <w:pStyle w:val="Heading2"/>
@@ -3446,8 +3530,8 @@
         </w:pict>
       </w:r>
     </w:p>
-    <w:bookmarkEnd w:id="34"/>
-    <w:bookmarkStart w:id="37" w:name="pedir-y-negarse-los-dos-trabajos-sucios"/>
+    <w:bookmarkEnd w:id="40"/>
+    <w:bookmarkStart w:id="43" w:name="pedir-y-negarse-los-dos-trabajos-sucios"/>
     <w:p>
       <w:pPr>
         <w:pStyle w:val="Heading2"/>
@@ -3477,7 +3561,7 @@
         <w:t xml:space="preserve">: pedir y negarse. Los dos sin perder amistad.</w:t>
       </w:r>
     </w:p>
-    <w:bookmarkStart w:id="35" w:name="pedir-sin-quedar-debiendo"/>
+    <w:bookmarkStart w:id="41" w:name="pedir-sin-quedar-debiendo"/>
     <w:p>
       <w:pPr>
         <w:pStyle w:val="Heading3"/>
@@ -3583,8 +3667,8 @@
         <w:t xml:space="preserve">— disculpas antes de pedir: pasivo, y el otro ya está cansado de escucharte.</w:t>
       </w:r>
     </w:p>
-    <w:bookmarkEnd w:id="35"/>
-    <w:bookmarkStart w:id="36" w:name="negarse-sin-perder-amistad"/>
+    <w:bookmarkEnd w:id="41"/>
+    <w:bookmarkStart w:id="42" w:name="negarse-sin-perder-amistad"/>
     <w:p>
       <w:pPr>
         <w:pStyle w:val="Heading3"/>
@@ -3926,9 +4010,9 @@
         </w:pict>
       </w:r>
     </w:p>
-    <w:bookmarkEnd w:id="36"/>
-    <w:bookmarkEnd w:id="37"/>
-    <w:bookmarkStart w:id="38" w:name="tu-mensaje-yo-de-bolsillo"/>
+    <w:bookmarkEnd w:id="42"/>
+    <w:bookmarkEnd w:id="43"/>
+    <w:bookmarkStart w:id="44" w:name="tu-mensaje-yo-de-bolsillo"/>
     <w:p>
       <w:pPr>
         <w:pStyle w:val="Heading2"/>
@@ -4010,8 +4094,8 @@
         <w:t xml:space="preserve">🏫 Grupo:</w:t>
       </w:r>
     </w:p>
-    <w:bookmarkEnd w:id="38"/>
-    <w:bookmarkStart w:id="39" w:name="a-por-ellos-1"/>
+    <w:bookmarkEnd w:id="44"/>
+    <w:bookmarkStart w:id="45" w:name="a-por-ellos-1"/>
     <w:p>
       <w:pPr>
         <w:pStyle w:val="Heading2"/>
@@ -4515,8 +4599,8 @@
         </w:pict>
       </w:r>
     </w:p>
-    <w:bookmarkEnd w:id="39"/>
-    <w:bookmarkStart w:id="40" w:name="mini-dinámica-la-escucha-al-revés-5-min"/>
+    <w:bookmarkEnd w:id="45"/>
+    <w:bookmarkStart w:id="46" w:name="mini-dinámica-la-escucha-al-revés-5-min"/>
     <w:p>
       <w:pPr>
         <w:pStyle w:val="Heading2"/>
@@ -4608,8 +4692,8 @@
         </w:pict>
       </w:r>
     </w:p>
-    <w:bookmarkEnd w:id="40"/>
-    <w:bookmarkStart w:id="41" w:name="soluciones-y-pistas-1"/>
+    <w:bookmarkEnd w:id="46"/>
+    <w:bookmarkStart w:id="47" w:name="soluciones-y-pistas-1"/>
     <w:p>
       <w:pPr>
         <w:pStyle w:val="Heading2"/>
@@ -4765,8 +4849,8 @@
         </w:pict>
       </w:r>
     </w:p>
-    <w:bookmarkEnd w:id="41"/>
-    <w:bookmarkStart w:id="42" w:name="resumen-en-3-frases-1"/>
+    <w:bookmarkEnd w:id="47"/>
+    <w:bookmarkStart w:id="48" w:name="resumen-en-3-frases-1"/>
     <w:p>
       <w:pPr>
         <w:pStyle w:val="Heading2"/>
@@ -4830,8 +4914,8 @@
         </w:pict>
       </w:r>
     </w:p>
-    <w:bookmarkEnd w:id="42"/>
-    <w:bookmarkStart w:id="43" w:name="vocabulario-rápido-1"/>
+    <w:bookmarkEnd w:id="48"/>
+    <w:bookmarkStart w:id="49" w:name="vocabulario-rápido-1"/>
     <w:p>
       <w:pPr>
         <w:pStyle w:val="Heading2"/>
@@ -4951,7 +5035,7 @@
       <w:r>
         <w:t xml:space="preserve"> </w:t>
       </w:r>
-      <w:hyperlink r:id="rId28">
+      <w:hyperlink r:id="rId31">
         <w:r>
           <w:rPr>
             <w:rStyle w:val="Hyperlink"/>
@@ -5014,9 +5098,9 @@
         </w:r>
       </w:hyperlink>
     </w:p>
-    <w:bookmarkEnd w:id="43"/>
-    <w:bookmarkEnd w:id="44"/>
-    <w:bookmarkStart w:id="56" w:name="juegos-y-retos"/>
+    <w:bookmarkEnd w:id="49"/>
+    <w:bookmarkEnd w:id="50"/>
+    <w:bookmarkStart w:id="65" w:name="juegos-y-retos"/>
     <w:p>
       <w:pPr>
         <w:pStyle w:val="Heading1"/>
@@ -5080,7 +5164,7 @@
         </w:pict>
       </w:r>
     </w:p>
-    <w:bookmarkStart w:id="45" w:name="en-corto-2"/>
+    <w:bookmarkStart w:id="51" w:name="en-corto-2"/>
     <w:p>
       <w:pPr>
         <w:pStyle w:val="Heading2"/>
@@ -5104,8 +5188,8 @@
         </w:pict>
       </w:r>
     </w:p>
-    <w:bookmarkEnd w:id="45"/>
-    <w:bookmarkStart w:id="46" w:name="el-fail-de-dani-escuchar-para-responder"/>
+    <w:bookmarkEnd w:id="51"/>
+    <w:bookmarkStart w:id="52" w:name="el-fail-de-dani-escuchar-para-responder"/>
     <w:p>
       <w:pPr>
         <w:pStyle w:val="Heading2"/>
@@ -5311,8 +5395,8 @@
         </w:pict>
       </w:r>
     </w:p>
-    <w:bookmarkEnd w:id="46"/>
-    <w:bookmarkStart w:id="47" w:name="X7d63008fe5c8fe1351257e3fc0cc69ee8ccb825"/>
+    <w:bookmarkEnd w:id="52"/>
+    <w:bookmarkStart w:id="53" w:name="X7d63008fe5c8fe1351257e3fc0cc69ee8ccb825"/>
     <w:p>
       <w:pPr>
         <w:pStyle w:val="Heading2"/>
@@ -5581,8 +5665,8 @@
         </w:pict>
       </w:r>
     </w:p>
-    <w:bookmarkEnd w:id="47"/>
-    <w:bookmarkStart w:id="48" w:name="reto-mental"/>
+    <w:bookmarkEnd w:id="53"/>
+    <w:bookmarkStart w:id="54" w:name="reto-mental"/>
     <w:p>
       <w:pPr>
         <w:pStyle w:val="Heading2"/>
@@ -5885,8 +5969,8 @@
         </w:pict>
       </w:r>
     </w:p>
-    <w:bookmarkEnd w:id="48"/>
-    <w:bookmarkStart w:id="49" w:name="X360640ca82a731d5604ee88accccda9f2c49114"/>
+    <w:bookmarkEnd w:id="54"/>
+    <w:bookmarkStart w:id="58" w:name="X360640ca82a731d5604ee88accccda9f2c49114"/>
     <w:p>
       <w:pPr>
         <w:pStyle w:val="Heading2"/>
@@ -5897,12 +5981,54 @@
     </w:p>
     <w:p>
       <w:pPr>
-        <w:pStyle w:val="FirstParagraph"/>
-      </w:pPr>
-    </w:p>
-    <w:p>
-      <w:pPr>
-        <w:pStyle w:val="BodyText"/>
+        <w:pStyle w:val="CaptionedFigure"/>
+      </w:pPr>
+      <w:r>
+        <w:drawing>
+          <wp:inline>
+            <wp:extent cx="5334000" cy="1955800"/>
+            <wp:effectExtent b="0" l="0" r="0" t="0"/>
+            <wp:docPr descr="🎭 El debate — 3 parejas, 3 estilos, 1 conflicto" title="" id="56" name="Picture"/>
+            <a:graphic>
+              <a:graphicData uri="http://schemas.openxmlformats.org/drawingml/2006/picture">
+                <pic:pic>
+                  <pic:nvPicPr>
+                    <pic:cNvPr descr="public/img/06-decirlo-sin-liarla/03-debate-estilos.png" id="57" name="Picture"/>
+                    <pic:cNvPicPr>
+                      <a:picLocks noChangeArrowheads="1" noChangeAspect="1"/>
+                    </pic:cNvPicPr>
+                  </pic:nvPicPr>
+                  <pic:blipFill>
+                    <a:blip r:embed="rId55"/>
+                    <a:stretch>
+                      <a:fillRect/>
+                    </a:stretch>
+                  </pic:blipFill>
+                  <pic:spPr bwMode="auto">
+                    <a:xfrm>
+                      <a:off x="0" y="0"/>
+                      <a:ext cx="5334000" cy="1955800"/>
+                    </a:xfrm>
+                    <a:prstGeom prst="rect">
+                      <a:avLst/>
+                    </a:prstGeom>
+                    <a:noFill/>
+                    <a:ln w="9525">
+                      <a:noFill/>
+                      <a:headEnd/>
+                      <a:tailEnd/>
+                    </a:ln>
+                  </pic:spPr>
+                </pic:pic>
+              </a:graphicData>
+            </a:graphic>
+          </wp:inline>
+        </w:drawing>
+      </w:r>
+    </w:p>
+    <w:p>
+      <w:pPr>
+        <w:pStyle w:val="ImageCaption"/>
       </w:pPr>
       <w:r>
         <w:t xml:space="preserve">🎭 El debate — 3 parejas, 3 estilos, 1 conflicto</w:t>
@@ -6337,8 +6463,8 @@
         <w:t xml:space="preserve">🏫 Grupo:</w:t>
       </w:r>
     </w:p>
-    <w:bookmarkEnd w:id="49"/>
-    <w:bookmarkStart w:id="50" w:name="a-por-ellos-2"/>
+    <w:bookmarkEnd w:id="58"/>
+    <w:bookmarkStart w:id="59" w:name="a-por-ellos-2"/>
     <w:p>
       <w:pPr>
         <w:pStyle w:val="Heading2"/>
@@ -6899,8 +7025,8 @@
         </w:pict>
       </w:r>
     </w:p>
-    <w:bookmarkEnd w:id="50"/>
-    <w:bookmarkStart w:id="51" w:name="Xd429203f789d34f33c02d25d018b91dad9dbd6f"/>
+    <w:bookmarkEnd w:id="59"/>
+    <w:bookmarkStart w:id="60" w:name="Xd429203f789d34f33c02d25d018b91dad9dbd6f"/>
     <w:p>
       <w:pPr>
         <w:pStyle w:val="Heading2"/>
@@ -6979,8 +7105,8 @@
         </w:pict>
       </w:r>
     </w:p>
-    <w:bookmarkEnd w:id="51"/>
-    <w:bookmarkStart w:id="52" w:name="soluciones-y-pistas-2"/>
+    <w:bookmarkEnd w:id="60"/>
+    <w:bookmarkStart w:id="61" w:name="soluciones-y-pistas-2"/>
     <w:p>
       <w:pPr>
         <w:pStyle w:val="Heading2"/>
@@ -7138,8 +7264,8 @@
         </w:pict>
       </w:r>
     </w:p>
-    <w:bookmarkEnd w:id="52"/>
-    <w:bookmarkStart w:id="53" w:name="logros-de-la-unidad"/>
+    <w:bookmarkEnd w:id="61"/>
+    <w:bookmarkStart w:id="62" w:name="logros-de-la-unidad"/>
     <w:p>
       <w:pPr>
         <w:pStyle w:val="Heading2"/>
@@ -7330,8 +7456,8 @@
         </w:pict>
       </w:r>
     </w:p>
-    <w:bookmarkEnd w:id="53"/>
-    <w:bookmarkStart w:id="54" w:name="dudas-de-10-segundos"/>
+    <w:bookmarkEnd w:id="62"/>
+    <w:bookmarkStart w:id="63" w:name="dudas-de-10-segundos"/>
     <w:p>
       <w:pPr>
         <w:pStyle w:val="Heading2"/>
@@ -7474,8 +7600,8 @@
         </w:pict>
       </w:r>
     </w:p>
-    <w:bookmarkEnd w:id="54"/>
-    <w:bookmarkStart w:id="55" w:name="poscréditos"/>
+    <w:bookmarkEnd w:id="63"/>
+    <w:bookmarkStart w:id="64" w:name="poscréditos"/>
     <w:p>
       <w:pPr>
         <w:pStyle w:val="Heading2"/>
@@ -7631,7 +7757,7 @@
       <w:r>
         <w:t xml:space="preserve"> </w:t>
       </w:r>
-      <w:hyperlink r:id="rId28">
+      <w:hyperlink r:id="rId31">
         <w:r>
           <w:rPr>
             <w:rStyle w:val="Hyperlink"/>
@@ -7694,8 +7820,8 @@
         </w:r>
       </w:hyperlink>
     </w:p>
-    <w:bookmarkEnd w:id="55"/>
-    <w:bookmarkEnd w:id="56"/>
+    <w:bookmarkEnd w:id="64"/>
+    <w:bookmarkEnd w:id="65"/>
     <w:sectPr>
       <w:footnotePr>
         <w:numRestart w:val="eachSect"/>
